--- a/media/R2601/form_template/hsm/temporary/第三轮用例追踪_temp.docx
+++ b/media/R2601/form_template/hsm/temporary/第三轮用例追踪_temp.docx
@@ -441,7 +441,7 @@
               <w:rPr>
                 <w:szCs w:val="21"/>
               </w:rPr>
-              <w:t xml:space="preserve">3.1.2.1</w:t>
+              <w:t xml:space="preserve">/</w:t>
             </w:r>
           </w:p>
         </w:tc>
@@ -462,7 +462,7 @@
                 <w:rFonts w:hint="eastAsia"/>
                 <w:szCs w:val="21"/>
               </w:rPr>
-              <w:t xml:space="preserve">调试台功能</w:t>
+              <w:t xml:space="preserve">/</w:t>
             </w:r>
           </w:p>
         </w:tc>
@@ -521,7 +521,7 @@
                 <w:sz w:val="21"/>
                 <w:szCs w:val="21"/>
               </w:rPr>
-              <w:t xml:space="preserve">调试台功能测试1号</w:t>
+              <w:t xml:space="preserve">静态分析</w:t>
             </w:r>
             <w:r>
               <w:rPr>
@@ -554,7 +554,7 @@
                 <w:sz w:val="21"/>
                 <w:szCs w:val="21"/>
               </w:rPr>
-              <w:t xml:space="preserve">XQ_FT_TST_001</w:t>
+              <w:t xml:space="preserve">XQ_SA_JTFX</w:t>
             </w:r>
             <w:r>
               <w:rPr>
@@ -581,7 +581,7 @@
                 <w:rFonts w:hint="eastAsia"/>
                 <w:szCs w:val="21"/>
               </w:rPr>
-              <w:t xml:space="preserve">测试用例A</w:t>
+              <w:t xml:space="preserve">静态分析</w:t>
             </w:r>
           </w:p>
         </w:tc>
@@ -601,7 +601,619 @@
                 <w:rFonts w:hint="eastAsia"/>
                 <w:szCs w:val="21"/>
               </w:rPr>
-              <w:t xml:space="preserve">YL_FT_TST_001_001</w:t>
+              <w:t xml:space="preserve">YL_SA_JTFX_001</w:t>
+            </w:r>
+          </w:p>
+        </w:tc>
+      </w:tr>
+      <w:tr>
+        <w:trPr>
+          <w:jc w:val="center"/>
+        </w:trPr>
+        <w:tc>
+          <w:tcPr>
+            <w:tcW w:w="626" w:type="dxa"/>
+            <w:vAlign w:val="center"/>
+          </w:tcPr>
+          <w:p>
+            <w:pPr>
+              <w:numPr>
+                <w:ilvl w:val="0"/>
+                <w:numId w:val="37"/>
+              </w:numPr>
+              <w:ind w:left="420" w:hanging="420"/>
+              <w:jc w:val="center"/>
+              <w:rPr>
+                <w:szCs w:val="21"/>
+              </w:rPr>
+            </w:pPr>
+          </w:p>
+        </w:tc>
+        <w:tc>
+          <w:tcPr>
+            <w:tcW w:w="1026" w:type="dxa"/>
+            <w:vAlign w:val="center"/>
+            <w:vMerge w:val="restart"/>
+          </w:tcPr>
+          <w:p>
+            <w:pPr>
+              <w:rPr>
+                <w:szCs w:val="21"/>
+              </w:rPr>
+            </w:pPr>
+            <w:r>
+              <w:rPr>
+                <w:szCs w:val="21"/>
+              </w:rPr>
+              <w:t xml:space="preserve">/</w:t>
+            </w:r>
+          </w:p>
+        </w:tc>
+        <w:tc>
+          <w:tcPr>
+            <w:tcW w:w="961" w:type="dxa"/>
+            <w:vAlign w:val="center"/>
+            <w:vMerge w:val="restart"/>
+          </w:tcPr>
+          <w:p>
+            <w:pPr>
+              <w:rPr>
+                <w:szCs w:val="21"/>
+              </w:rPr>
+            </w:pPr>
+            <w:r>
+              <w:rPr>
+                <w:rFonts w:hint="eastAsia"/>
+                <w:szCs w:val="21"/>
+              </w:rPr>
+              <w:t xml:space="preserve">/</w:t>
+            </w:r>
+          </w:p>
+        </w:tc>
+        <w:tc>
+          <w:tcPr>
+            <w:tcW w:w="1537" w:type="dxa"/>
+            <w:vAlign w:val="center"/>
+            <w:vMerge w:val="restart"/>
+          </w:tcPr>
+          <w:p>
+            <w:pPr>
+              <w:pStyle w:val="aff2"/>
+              <w:spacing w:line="240" w:lineRule="auto"/>
+              <w:ind w:firstLineChars="0" w:firstLine="0"/>
+              <w:rPr>
+                <w:sz w:val="21"/>
+                <w:szCs w:val="21"/>
+              </w:rPr>
+            </w:pPr>
+            <w:r>
+              <w:rPr>
+                <w:rFonts w:hint="eastAsia"/>
+                <w:sz w:val="21"/>
+                <w:szCs w:val="21"/>
+              </w:rPr>
+              <w:t xml:space="preserve">4.1.3.1</w:t>
+            </w:r>
+            <w:r>
+              <w:rPr>
+                <w:sz w:val="21"/>
+                <w:szCs w:val="21"/>
+              </w:rPr>
+              <w:t xml:space="preserve"/>
+            </w:r>
+          </w:p>
+        </w:tc>
+        <w:tc>
+          <w:tcPr>
+            <w:tcW w:w="1537" w:type="dxa"/>
+            <w:vAlign w:val="center"/>
+            <w:vMerge w:val="restart"/>
+          </w:tcPr>
+          <w:p>
+            <w:pPr>
+              <w:pStyle w:val="aff2"/>
+              <w:spacing w:line="240" w:lineRule="auto"/>
+              <w:ind w:firstLineChars="0" w:firstLine="0"/>
+              <w:rPr>
+                <w:sz w:val="21"/>
+                <w:szCs w:val="21"/>
+              </w:rPr>
+            </w:pPr>
+            <w:r>
+              <w:rPr>
+                <w:rFonts w:hint="eastAsia"/>
+                <w:sz w:val="21"/>
+                <w:szCs w:val="21"/>
+              </w:rPr>
+              <w:t xml:space="preserve">代码审查</w:t>
+            </w:r>
+            <w:r>
+              <w:rPr>
+                <w:sz w:val="21"/>
+                <w:szCs w:val="21"/>
+              </w:rPr>
+              <w:t xml:space="preserve"/>
+            </w:r>
+          </w:p>
+        </w:tc>
+        <w:tc>
+          <w:tcPr>
+            <w:tcW w:w="2087" w:type="dxa"/>
+            <w:vAlign w:val="center"/>
+            <w:vMerge w:val="restart"/>
+          </w:tcPr>
+          <w:p>
+            <w:pPr>
+              <w:pStyle w:val="aff2"/>
+              <w:spacing w:line="240" w:lineRule="auto"/>
+              <w:ind w:firstLineChars="0" w:firstLine="0"/>
+              <w:rPr>
+                <w:sz w:val="21"/>
+                <w:szCs w:val="21"/>
+              </w:rPr>
+            </w:pPr>
+            <w:r>
+              <w:rPr>
+                <w:rFonts w:hint="eastAsia"/>
+                <w:sz w:val="21"/>
+                <w:szCs w:val="21"/>
+              </w:rPr>
+              <w:t xml:space="preserve">XQ_CR_DMSC</w:t>
+            </w:r>
+            <w:r>
+              <w:rPr>
+                <w:sz w:val="21"/>
+                <w:szCs w:val="21"/>
+              </w:rPr>
+              <w:t xml:space="preserve"/>
+            </w:r>
+          </w:p>
+        </w:tc>
+        <w:tc>
+          <w:tcPr>
+            <w:tcW w:w="3214" w:type="dxa"/>
+            <w:vAlign w:val="center"/>
+          </w:tcPr>
+          <w:p>
+            <w:pPr>
+              <w:rPr>
+                <w:szCs w:val="21"/>
+              </w:rPr>
+            </w:pPr>
+            <w:r>
+              <w:rPr>
+                <w:rFonts w:hint="eastAsia"/>
+                <w:szCs w:val="21"/>
+              </w:rPr>
+              <w:t xml:space="preserve">代码审查</w:t>
+            </w:r>
+          </w:p>
+        </w:tc>
+        <w:tc>
+          <w:tcPr>
+            <w:tcW w:w="2984" w:type="dxa"/>
+            <w:vAlign w:val="center"/>
+          </w:tcPr>
+          <w:p>
+            <w:pPr>
+              <w:rPr>
+                <w:szCs w:val="21"/>
+              </w:rPr>
+            </w:pPr>
+            <w:r>
+              <w:rPr>
+                <w:rFonts w:hint="eastAsia"/>
+                <w:szCs w:val="21"/>
+              </w:rPr>
+              <w:t xml:space="preserve">YL_CR_DMSC_001</w:t>
+            </w:r>
+          </w:p>
+        </w:tc>
+      </w:tr>
+      <w:tr>
+        <w:trPr>
+          <w:jc w:val="center"/>
+        </w:trPr>
+        <w:tc>
+          <w:tcPr>
+            <w:tcW w:w="626" w:type="dxa"/>
+            <w:vAlign w:val="center"/>
+          </w:tcPr>
+          <w:p>
+            <w:pPr>
+              <w:numPr>
+                <w:ilvl w:val="0"/>
+                <w:numId w:val="37"/>
+              </w:numPr>
+              <w:ind w:left="420" w:hanging="420"/>
+              <w:jc w:val="center"/>
+              <w:rPr>
+                <w:szCs w:val="21"/>
+              </w:rPr>
+            </w:pPr>
+          </w:p>
+        </w:tc>
+        <w:tc>
+          <w:tcPr>
+            <w:tcW w:w="1026" w:type="dxa"/>
+            <w:vAlign w:val="center"/>
+            <w:vMerge w:val="restart"/>
+          </w:tcPr>
+          <w:p>
+            <w:pPr>
+              <w:rPr>
+                <w:szCs w:val="21"/>
+              </w:rPr>
+            </w:pPr>
+            <w:r>
+              <w:rPr>
+                <w:szCs w:val="21"/>
+              </w:rPr>
+              <w:t xml:space="preserve">/</w:t>
+            </w:r>
+          </w:p>
+        </w:tc>
+        <w:tc>
+          <w:tcPr>
+            <w:tcW w:w="961" w:type="dxa"/>
+            <w:vAlign w:val="center"/>
+            <w:vMerge w:val="restart"/>
+          </w:tcPr>
+          <w:p>
+            <w:pPr>
+              <w:rPr>
+                <w:szCs w:val="21"/>
+              </w:rPr>
+            </w:pPr>
+            <w:r>
+              <w:rPr>
+                <w:rFonts w:hint="eastAsia"/>
+                <w:szCs w:val="21"/>
+              </w:rPr>
+              <w:t xml:space="preserve">/</w:t>
+            </w:r>
+          </w:p>
+        </w:tc>
+        <w:tc>
+          <w:tcPr>
+            <w:tcW w:w="1537" w:type="dxa"/>
+            <w:vAlign w:val="center"/>
+            <w:vMerge w:val="restart"/>
+          </w:tcPr>
+          <w:p>
+            <w:pPr>
+              <w:pStyle w:val="aff2"/>
+              <w:spacing w:line="240" w:lineRule="auto"/>
+              <w:ind w:firstLineChars="0" w:firstLine="0"/>
+              <w:rPr>
+                <w:sz w:val="21"/>
+                <w:szCs w:val="21"/>
+              </w:rPr>
+            </w:pPr>
+            <w:r>
+              <w:rPr>
+                <w:rFonts w:hint="eastAsia"/>
+                <w:sz w:val="21"/>
+                <w:szCs w:val="21"/>
+              </w:rPr>
+              <w:t xml:space="preserve">4.1.1.1</w:t>
+            </w:r>
+            <w:r>
+              <w:rPr>
+                <w:sz w:val="21"/>
+                <w:szCs w:val="21"/>
+              </w:rPr>
+              <w:t xml:space="preserve"/>
+            </w:r>
+          </w:p>
+        </w:tc>
+        <w:tc>
+          <w:tcPr>
+            <w:tcW w:w="1537" w:type="dxa"/>
+            <w:vAlign w:val="center"/>
+            <w:vMerge w:val="restart"/>
+          </w:tcPr>
+          <w:p>
+            <w:pPr>
+              <w:pStyle w:val="aff2"/>
+              <w:spacing w:line="240" w:lineRule="auto"/>
+              <w:ind w:firstLineChars="0" w:firstLine="0"/>
+              <w:rPr>
+                <w:sz w:val="21"/>
+                <w:szCs w:val="21"/>
+              </w:rPr>
+            </w:pPr>
+            <w:r>
+              <w:rPr>
+                <w:rFonts w:hint="eastAsia"/>
+                <w:sz w:val="21"/>
+                <w:szCs w:val="21"/>
+              </w:rPr>
+              <w:t xml:space="preserve">文档审查</w:t>
+            </w:r>
+            <w:r>
+              <w:rPr>
+                <w:sz w:val="21"/>
+                <w:szCs w:val="21"/>
+              </w:rPr>
+              <w:t xml:space="preserve"/>
+            </w:r>
+          </w:p>
+        </w:tc>
+        <w:tc>
+          <w:tcPr>
+            <w:tcW w:w="2087" w:type="dxa"/>
+            <w:vAlign w:val="center"/>
+            <w:vMerge w:val="restart"/>
+          </w:tcPr>
+          <w:p>
+            <w:pPr>
+              <w:pStyle w:val="aff2"/>
+              <w:spacing w:line="240" w:lineRule="auto"/>
+              <w:ind w:firstLineChars="0" w:firstLine="0"/>
+              <w:rPr>
+                <w:sz w:val="21"/>
+                <w:szCs w:val="21"/>
+              </w:rPr>
+            </w:pPr>
+            <w:r>
+              <w:rPr>
+                <w:rFonts w:hint="eastAsia"/>
+                <w:sz w:val="21"/>
+                <w:szCs w:val="21"/>
+              </w:rPr>
+              <w:t xml:space="preserve">XQ_DC_WDSC</w:t>
+            </w:r>
+            <w:r>
+              <w:rPr>
+                <w:sz w:val="21"/>
+                <w:szCs w:val="21"/>
+              </w:rPr>
+              <w:t xml:space="preserve"/>
+            </w:r>
+          </w:p>
+        </w:tc>
+        <w:tc>
+          <w:tcPr>
+            <w:tcW w:w="3214" w:type="dxa"/>
+            <w:vAlign w:val="center"/>
+          </w:tcPr>
+          <w:p>
+            <w:pPr>
+              <w:rPr>
+                <w:szCs w:val="21"/>
+              </w:rPr>
+            </w:pPr>
+            <w:r>
+              <w:rPr>
+                <w:rFonts w:hint="eastAsia"/>
+                <w:szCs w:val="21"/>
+              </w:rPr>
+              <w:t xml:space="preserve">文档审查</w:t>
+            </w:r>
+          </w:p>
+        </w:tc>
+        <w:tc>
+          <w:tcPr>
+            <w:tcW w:w="2984" w:type="dxa"/>
+            <w:vAlign w:val="center"/>
+          </w:tcPr>
+          <w:p>
+            <w:pPr>
+              <w:rPr>
+                <w:szCs w:val="21"/>
+              </w:rPr>
+            </w:pPr>
+            <w:r>
+              <w:rPr>
+                <w:rFonts w:hint="eastAsia"/>
+                <w:szCs w:val="21"/>
+              </w:rPr>
+              <w:t xml:space="preserve">YL_DC_WDSC_001</w:t>
+            </w:r>
+          </w:p>
+        </w:tc>
+      </w:tr>
+      <w:tr>
+        <w:trPr>
+          <w:jc w:val="center"/>
+        </w:trPr>
+        <w:tc>
+          <w:tcPr>
+            <w:tcW w:w="626" w:type="dxa"/>
+            <w:vAlign w:val="center"/>
+          </w:tcPr>
+          <w:p>
+            <w:pPr>
+              <w:numPr>
+                <w:ilvl w:val="0"/>
+                <w:numId w:val="37"/>
+              </w:numPr>
+              <w:ind w:left="420" w:hanging="420"/>
+              <w:jc w:val="center"/>
+              <w:rPr>
+                <w:szCs w:val="21"/>
+              </w:rPr>
+            </w:pPr>
+          </w:p>
+        </w:tc>
+        <w:tc>
+          <w:tcPr>
+            <w:tcW w:w="1026" w:type="dxa"/>
+            <w:vAlign w:val="center"/>
+            <w:vMerge w:val="restart"/>
+          </w:tcPr>
+          <w:p>
+            <w:pPr>
+              <w:rPr>
+                <w:szCs w:val="21"/>
+              </w:rPr>
+            </w:pPr>
+            <w:r>
+              <w:rPr>
+                <w:szCs w:val="21"/>
+              </w:rPr>
+              <w:t xml:space="preserve">3.2.1</w:t>
+            </w:r>
+          </w:p>
+        </w:tc>
+        <w:tc>
+          <w:tcPr>
+            <w:tcW w:w="961" w:type="dxa"/>
+            <w:vAlign w:val="center"/>
+            <w:vMerge w:val="restart"/>
+          </w:tcPr>
+          <w:p>
+            <w:pPr>
+              <w:rPr>
+                <w:szCs w:val="21"/>
+              </w:rPr>
+            </w:pPr>
+            <w:r>
+              <w:rPr>
+                <w:rFonts w:hint="eastAsia"/>
+                <w:szCs w:val="21"/>
+              </w:rPr>
+              <w:t xml:space="preserve">初始化</w:t>
+            </w:r>
+          </w:p>
+        </w:tc>
+        <w:tc>
+          <w:tcPr>
+            <w:tcW w:w="1537" w:type="dxa"/>
+            <w:vAlign w:val="center"/>
+            <w:vMerge w:val="restart"/>
+          </w:tcPr>
+          <w:p>
+            <w:pPr>
+              <w:pStyle w:val="aff2"/>
+              <w:spacing w:line="240" w:lineRule="auto"/>
+              <w:ind w:firstLineChars="0" w:firstLine="0"/>
+              <w:rPr>
+                <w:sz w:val="21"/>
+                <w:szCs w:val="21"/>
+              </w:rPr>
+            </w:pPr>
+            <w:r>
+              <w:rPr>
+                <w:rFonts w:hint="eastAsia"/>
+                <w:sz w:val="21"/>
+                <w:szCs w:val="21"/>
+              </w:rPr>
+              <w:t xml:space="preserve">4.1.4.1</w:t>
+            </w:r>
+            <w:r>
+              <w:rPr>
+                <w:sz w:val="21"/>
+                <w:szCs w:val="21"/>
+              </w:rPr>
+              <w:t xml:space="preserve"/>
+            </w:r>
+          </w:p>
+        </w:tc>
+        <w:tc>
+          <w:tcPr>
+            <w:tcW w:w="1537" w:type="dxa"/>
+            <w:vAlign w:val="center"/>
+            <w:vMerge w:val="restart"/>
+          </w:tcPr>
+          <w:p>
+            <w:pPr>
+              <w:pStyle w:val="aff2"/>
+              <w:spacing w:line="240" w:lineRule="auto"/>
+              <w:ind w:firstLineChars="0" w:firstLine="0"/>
+              <w:rPr>
+                <w:sz w:val="21"/>
+                <w:szCs w:val="21"/>
+              </w:rPr>
+            </w:pPr>
+            <w:r>
+              <w:rPr>
+                <w:rFonts w:hint="eastAsia"/>
+                <w:sz w:val="21"/>
+                <w:szCs w:val="21"/>
+              </w:rPr>
+              <w:t xml:space="preserve">初始化功能测试</w:t>
+            </w:r>
+            <w:r>
+              <w:rPr>
+                <w:sz w:val="21"/>
+                <w:szCs w:val="21"/>
+              </w:rPr>
+              <w:t xml:space="preserve"/>
+            </w:r>
+          </w:p>
+        </w:tc>
+        <w:tc>
+          <w:tcPr>
+            <w:tcW w:w="2087" w:type="dxa"/>
+            <w:vAlign w:val="center"/>
+            <w:vMerge w:val="restart"/>
+          </w:tcPr>
+          <w:p>
+            <w:pPr>
+              <w:pStyle w:val="aff2"/>
+              <w:spacing w:line="240" w:lineRule="auto"/>
+              <w:ind w:firstLineChars="0" w:firstLine="0"/>
+              <w:rPr>
+                <w:sz w:val="21"/>
+                <w:szCs w:val="21"/>
+              </w:rPr>
+            </w:pPr>
+            <w:r>
+              <w:rPr>
+                <w:rFonts w:hint="eastAsia"/>
+                <w:sz w:val="21"/>
+                <w:szCs w:val="21"/>
+              </w:rPr>
+              <w:t xml:space="preserve">XQ_SU_CSH</w:t>
+            </w:r>
+            <w:r>
+              <w:rPr>
+                <w:sz w:val="21"/>
+                <w:szCs w:val="21"/>
+              </w:rPr>
+              <w:t xml:space="preserve"/>
+            </w:r>
+          </w:p>
+        </w:tc>
+        <w:tc>
+          <w:tcPr>
+            <w:tcW w:w="3214" w:type="dxa"/>
+            <w:vAlign w:val="center"/>
+          </w:tcPr>
+          <w:p>
+            <w:pPr>
+              <w:rPr>
+                <w:szCs w:val="21"/>
+              </w:rPr>
+            </w:pPr>
+            <w:r>
+              <w:rPr>
+                <w:rFonts w:hint="eastAsia"/>
+                <w:szCs w:val="21"/>
+              </w:rPr>
+              <w:t xml:space="preserve">串口批量替换后初始化</w:t>
+            </w:r>
+          </w:p>
+        </w:tc>
+        <w:tc>
+          <w:tcPr>
+            <w:tcW w:w="2984" w:type="dxa"/>
+            <w:vAlign w:val="center"/>
+          </w:tcPr>
+          <w:p>
+            <w:pPr>
+              <w:rPr>
+                <w:szCs w:val="21"/>
+              </w:rPr>
+            </w:pPr>
+            <w:r>
+              <w:rPr>
+                <w:rFonts w:hint="eastAsia"/>
+                <w:szCs w:val="21"/>
+              </w:rPr>
+              <w:t xml:space="preserve">YL_SU_CSH_001</w:t>
             </w:r>
           </w:p>
         </w:tc>
@@ -764,7 +1376,7 @@
                 <w:rFonts w:hint="eastAsia"/>
                 <w:szCs w:val="21"/>
               </w:rPr>
-              <w:t xml:space="preserve">测试用例B</w:t>
+              <w:t xml:space="preserve">串口初始化3</w:t>
             </w:r>
           </w:p>
         </w:tc>
@@ -784,7 +1396,7 @@
                 <w:rFonts w:hint="eastAsia"/>
                 <w:szCs w:val="21"/>
               </w:rPr>
-              <w:t xml:space="preserve">YL_FT_TST_001_002</w:t>
+              <w:t xml:space="preserve">YL_SU_CSH_002</w:t>
             </w:r>
           </w:p>
         </w:tc>
@@ -816,7 +1428,7 @@
           <w:tcPr>
             <w:tcW w:w="1026" w:type="dxa"/>
             <w:vAlign w:val="center"/>
-            <w:vMerge w:val="restart"/>
+            <w:vMerge w:val="continue"/>
           </w:tcPr>
           <w:p>
             <w:pPr>
@@ -828,7 +1440,7 @@
               <w:rPr>
                 <w:szCs w:val="21"/>
               </w:rPr>
-              <w:t xml:space="preserve">3.1.2.1</w:t>
+              <w:t xml:space="preserve"/>
             </w:r>
           </w:p>
         </w:tc>
@@ -836,7 +1448,7 @@
           <w:tcPr>
             <w:tcW w:w="961" w:type="dxa"/>
             <w:vAlign w:val="center"/>
-            <w:vMerge w:val="restart"/>
+            <w:vMerge w:val="continue"/>
           </w:tcPr>
           <w:p>
             <w:pPr>
@@ -849,7 +1461,7 @@
                 <w:rFonts w:hint="eastAsia"/>
                 <w:szCs w:val="21"/>
               </w:rPr>
-              <w:t xml:space="preserve">调试台功能</w:t>
+              <w:t xml:space="preserve"/>
             </w:r>
           </w:p>
         </w:tc>
@@ -857,7 +1469,7 @@
           <w:tcPr>
             <w:tcW w:w="1537" w:type="dxa"/>
             <w:vAlign w:val="center"/>
-            <w:vMerge w:val="restart"/>
+            <w:vMerge w:val="continue"/>
           </w:tcPr>
           <w:p>
             <w:pPr>
@@ -875,13 +1487,6 @@
                 <w:sz w:val="21"/>
                 <w:szCs w:val="21"/>
               </w:rPr>
-              <w:t xml:space="preserve">4.1.2.2</w:t>
-            </w:r>
-            <w:r>
-              <w:rPr>
-                <w:sz w:val="21"/>
-                <w:szCs w:val="21"/>
-              </w:rPr>
               <w:t xml:space="preserve"/>
             </w:r>
           </w:p>
@@ -890,7 +1495,7 @@
           <w:tcPr>
             <w:tcW w:w="1537" w:type="dxa"/>
             <w:vAlign w:val="center"/>
-            <w:vMerge w:val="restart"/>
+            <w:vMerge w:val="continue"/>
           </w:tcPr>
           <w:p>
             <w:pPr>
@@ -908,13 +1513,6 @@
                 <w:sz w:val="21"/>
                 <w:szCs w:val="21"/>
               </w:rPr>
-              <w:t xml:space="preserve">开始了功能测试</w:t>
-            </w:r>
-            <w:r>
-              <w:rPr>
-                <w:sz w:val="21"/>
-                <w:szCs w:val="21"/>
-              </w:rPr>
               <w:t xml:space="preserve"/>
             </w:r>
           </w:p>
@@ -923,7 +1521,7 @@
           <w:tcPr>
             <w:tcW w:w="2087" w:type="dxa"/>
             <w:vAlign w:val="center"/>
-            <w:vMerge w:val="restart"/>
+            <w:vMerge w:val="continue"/>
           </w:tcPr>
           <w:p>
             <w:pPr>
@@ -938,13 +1536,6 @@
             <w:r>
               <w:rPr>
                 <w:rFonts w:hint="eastAsia"/>
-                <w:sz w:val="21"/>
-                <w:szCs w:val="21"/>
-              </w:rPr>
-              <w:t xml:space="preserve">XQ_FT_TST_002</w:t>
-            </w:r>
-            <w:r>
-              <w:rPr>
                 <w:sz w:val="21"/>
                 <w:szCs w:val="21"/>
               </w:rPr>
@@ -968,7 +1559,7 @@
                 <w:rFonts w:hint="eastAsia"/>
                 <w:szCs w:val="21"/>
               </w:rPr>
-              <w:t xml:space="preserve">测试用例C</w:t>
+              <w:t xml:space="preserve">串口初始化2</w:t>
             </w:r>
           </w:p>
         </w:tc>
@@ -988,211 +1579,7 @@
                 <w:rFonts w:hint="eastAsia"/>
                 <w:szCs w:val="21"/>
               </w:rPr>
-              <w:t xml:space="preserve">YL_FT_TST_002_001</w:t>
-            </w:r>
-          </w:p>
-        </w:tc>
-      </w:tr>
-      <w:tr>
-        <w:trPr>
-          <w:jc w:val="center"/>
-        </w:trPr>
-        <w:tc>
-          <w:tcPr>
-            <w:tcW w:w="626" w:type="dxa"/>
-            <w:vAlign w:val="center"/>
-          </w:tcPr>
-          <w:p>
-            <w:pPr>
-              <w:numPr>
-                <w:ilvl w:val="0"/>
-                <w:numId w:val="37"/>
-              </w:numPr>
-              <w:ind w:left="420" w:hanging="420"/>
-              <w:jc w:val="center"/>
-              <w:rPr>
-                <w:szCs w:val="21"/>
-              </w:rPr>
-            </w:pPr>
-          </w:p>
-        </w:tc>
-        <w:tc>
-          <w:tcPr>
-            <w:tcW w:w="1026" w:type="dxa"/>
-            <w:vAlign w:val="center"/>
-            <w:vMerge w:val="restart"/>
-          </w:tcPr>
-          <w:p>
-            <w:pPr>
-              <w:rPr>
-                <w:szCs w:val="21"/>
-              </w:rPr>
-            </w:pPr>
-            <w:r>
-              <w:rPr>
-                <w:szCs w:val="21"/>
-              </w:rPr>
-              <w:t xml:space="preserve">3.1.2.1</w:t>
-            </w:r>
-          </w:p>
-        </w:tc>
-        <w:tc>
-          <w:tcPr>
-            <w:tcW w:w="961" w:type="dxa"/>
-            <w:vAlign w:val="center"/>
-            <w:vMerge w:val="restart"/>
-          </w:tcPr>
-          <w:p>
-            <w:pPr>
-              <w:rPr>
-                <w:szCs w:val="21"/>
-              </w:rPr>
-            </w:pPr>
-            <w:r>
-              <w:rPr>
-                <w:rFonts w:hint="eastAsia"/>
-                <w:szCs w:val="21"/>
-              </w:rPr>
-              <w:t xml:space="preserve">调试台功能</w:t>
-            </w:r>
-          </w:p>
-        </w:tc>
-        <w:tc>
-          <w:tcPr>
-            <w:tcW w:w="1537" w:type="dxa"/>
-            <w:vAlign w:val="center"/>
-            <w:vMerge w:val="restart"/>
-          </w:tcPr>
-          <w:p>
-            <w:pPr>
-              <w:pStyle w:val="aff2"/>
-              <w:spacing w:line="240" w:lineRule="auto"/>
-              <w:ind w:firstLineChars="0" w:firstLine="0"/>
-              <w:rPr>
-                <w:sz w:val="21"/>
-                <w:szCs w:val="21"/>
-              </w:rPr>
-            </w:pPr>
-            <w:r>
-              <w:rPr>
-                <w:rFonts w:hint="eastAsia"/>
-                <w:sz w:val="21"/>
-                <w:szCs w:val="21"/>
-              </w:rPr>
-              <w:t xml:space="preserve">4.1.1.1</w:t>
-            </w:r>
-            <w:r>
-              <w:rPr>
-                <w:sz w:val="21"/>
-                <w:szCs w:val="21"/>
-              </w:rPr>
-              <w:t xml:space="preserve"/>
-            </w:r>
-          </w:p>
-        </w:tc>
-        <w:tc>
-          <w:tcPr>
-            <w:tcW w:w="1537" w:type="dxa"/>
-            <w:vAlign w:val="center"/>
-            <w:vMerge w:val="restart"/>
-          </w:tcPr>
-          <w:p>
-            <w:pPr>
-              <w:pStyle w:val="aff2"/>
-              <w:spacing w:line="240" w:lineRule="auto"/>
-              <w:ind w:firstLineChars="0" w:firstLine="0"/>
-              <w:rPr>
-                <w:sz w:val="21"/>
-                <w:szCs w:val="21"/>
-              </w:rPr>
-            </w:pPr>
-            <w:r>
-              <w:rPr>
-                <w:rFonts w:hint="eastAsia"/>
-                <w:sz w:val="21"/>
-                <w:szCs w:val="21"/>
-              </w:rPr>
-              <w:t xml:space="preserve">一个需求文档审查的问题</w:t>
-            </w:r>
-            <w:r>
-              <w:rPr>
-                <w:sz w:val="21"/>
-                <w:szCs w:val="21"/>
-              </w:rPr>
-              <w:t xml:space="preserve"/>
-            </w:r>
-          </w:p>
-        </w:tc>
-        <w:tc>
-          <w:tcPr>
-            <w:tcW w:w="2087" w:type="dxa"/>
-            <w:vAlign w:val="center"/>
-            <w:vMerge w:val="restart"/>
-          </w:tcPr>
-          <w:p>
-            <w:pPr>
-              <w:pStyle w:val="aff2"/>
-              <w:spacing w:line="240" w:lineRule="auto"/>
-              <w:ind w:firstLineChars="0" w:firstLine="0"/>
-              <w:rPr>
-                <w:sz w:val="21"/>
-                <w:szCs w:val="21"/>
-              </w:rPr>
-            </w:pPr>
-            <w:r>
-              <w:rPr>
-                <w:rFonts w:hint="eastAsia"/>
-                <w:sz w:val="21"/>
-                <w:szCs w:val="21"/>
-              </w:rPr>
-              <w:t xml:space="preserve">XQ_DC_TST_003</w:t>
-            </w:r>
-            <w:r>
-              <w:rPr>
-                <w:sz w:val="21"/>
-                <w:szCs w:val="21"/>
-              </w:rPr>
-              <w:t xml:space="preserve"/>
-            </w:r>
-          </w:p>
-        </w:tc>
-        <w:tc>
-          <w:tcPr>
-            <w:tcW w:w="3214" w:type="dxa"/>
-            <w:vAlign w:val="center"/>
-          </w:tcPr>
-          <w:p>
-            <w:pPr>
-              <w:rPr>
-                <w:szCs w:val="21"/>
-              </w:rPr>
-            </w:pPr>
-            <w:r>
-              <w:rPr>
-                <w:rFonts w:hint="eastAsia"/>
-                <w:szCs w:val="21"/>
-              </w:rPr>
-              <w:t xml:space="preserve">测试文档审查问题</w:t>
-            </w:r>
-          </w:p>
-        </w:tc>
-        <w:tc>
-          <w:tcPr>
-            <w:tcW w:w="2984" w:type="dxa"/>
-            <w:vAlign w:val="center"/>
-          </w:tcPr>
-          <w:p>
-            <w:pPr>
-              <w:rPr>
-                <w:szCs w:val="21"/>
-              </w:rPr>
-            </w:pPr>
-            <w:r>
-              <w:rPr>
-                <w:rFonts w:hint="eastAsia"/>
-                <w:szCs w:val="21"/>
-              </w:rPr>
-              <w:t xml:space="preserve">YL_DC_TST_003_001</w:t>
+              <w:t xml:space="preserve">YL_SU_CSH_003</w:t>
             </w:r>
           </w:p>
         </w:tc>
